--- a/word_reports/LP_0184_위치_107_Jethro Tull_THICK AS A BR.docx
+++ b/word_reports/LP_0184_위치_107_Jethro Tull_THICK AS A BR.docx
@@ -4,7 +4,7 @@
   <w:body>
     <w:p>
       <w:pPr>
-        <w:spacing w:after="280"/>
+        <w:spacing w:after="80"/>
       </w:pPr>
       <w:r>
         <w:rPr w:rFonts="맑은 고딕">
@@ -13,94 +13,47 @@
           <w:color w:val="1E3A8A"/>
           <w:sz w:val="30"/>
         </w:rPr>
-        <w:t>[107] Jethro Tull - THICK AS A BRICK</w:t>
+        <w:t>Jethro Tull (제쓰로 툴) - THICK AS A BRICK</w:t>
       </w:r>
     </w:p>
     <w:p>
       <w:pPr>
-        <w:spacing w:after="320"/>
+        <w:spacing w:after="240"/>
       </w:pPr>
       <w:r>
         <w:rPr w:rFonts="맑은 고딕">
           <w:rFonts w:ascii="맑은 고딕" w:hAnsi="맑은 고딕" w:eastAsia="맑은 고딕"/>
           <w:b/>
-          <w:sz w:val="20"/>
+          <w:color w:val="4B5563"/>
+          <w:sz w:val="22"/>
         </w:rPr>
-        <w:t>■ 위치 : 107</w:t>
-        <w:br/>
-      </w:r>
-      <w:r>
-        <w:rPr w:rFonts="맑은 고딕">
-          <w:rFonts w:ascii="맑은 고딕" w:hAnsi="맑은 고딕" w:eastAsia="맑은 고딕"/>
-          <w:b/>
-          <w:sz w:val="20"/>
-        </w:rPr>
-        <w:t>■ 아티스트 : Jethro Tull</w:t>
-        <w:br/>
-      </w:r>
-      <w:r>
-        <w:rPr w:rFonts="맑은 고딕">
-          <w:rFonts w:ascii="맑은 고딕" w:hAnsi="맑은 고딕" w:eastAsia="맑은 고딕"/>
-          <w:b/>
-          <w:sz w:val="20"/>
-        </w:rPr>
-        <w:t>■ 앨범명 : THICK AS A BRICK</w:t>
-        <w:br/>
-      </w:r>
-      <w:r>
-        <w:rPr w:rFonts="맑은 고딕">
-          <w:rFonts w:ascii="맑은 고딕" w:hAnsi="맑은 고딕" w:eastAsia="맑은 고딕"/>
-          <w:b w:val="0"/>
-          <w:sz w:val="20"/>
-        </w:rPr>
-        <w:t>■ 음반 레이블 : Chrysalis Records</w:t>
-        <w:br/>
-      </w:r>
-      <w:r>
-        <w:rPr w:rFonts="맑은 고딕">
-          <w:rFonts w:ascii="맑은 고딕" w:hAnsi="맑은 고딕" w:eastAsia="맑은 고딕"/>
-          <w:b w:val="0"/>
-          <w:sz w:val="20"/>
-        </w:rPr>
-        <w:t>■ 발매년도 : 1972</w:t>
-        <w:br/>
-      </w:r>
-      <w:r>
-        <w:rPr w:rFonts="맑은 고딕">
-          <w:rFonts w:ascii="맑은 고딕" w:hAnsi="맑은 고딕" w:eastAsia="맑은 고딕"/>
-          <w:b w:val="0"/>
-          <w:sz w:val="20"/>
-        </w:rPr>
-        <w:t>■ 장르 : 프로그레시브 록 (Progressive Rock), 포크 록 (Folk Rock)</w:t>
-        <w:br/>
-      </w:r>
-      <w:r>
-        <w:rPr w:rFonts="맑은 고딕">
-          <w:rFonts w:ascii="맑은 고딕" w:hAnsi="맑은 고딕" w:eastAsia="맑은 고딕"/>
-          <w:b w:val="0"/>
-          <w:sz w:val="20"/>
-        </w:rPr>
-        <w:t>■ 주요 수록곡 : 1. Thick as a Brick (Part I)</w:t>
-        <w:br/>
+        <w:t>위치 :  107</w:t>
       </w:r>
     </w:p>
     <w:p>
       <w:pPr>
-        <w:spacing w:after="160"/>
+        <w:spacing w:line="324" w:lineRule="auto" w:before="80" w:after="160"/>
       </w:pPr>
       <w:r>
         <w:rPr w:rFonts="맑은 고딕">
           <w:rFonts w:ascii="맑은 고딕" w:hAnsi="맑은 고딕" w:eastAsia="맑은 고딕"/>
           <w:b/>
           <w:color w:val="1F2937"/>
-          <w:sz w:val="24"/>
+          <w:sz w:val="22"/>
         </w:rPr>
-        <w:t>■ 음반 해설 및 감상 가이드</w:t>
+        <w:t xml:space="preserve">[음반 소개] </w:t>
+      </w:r>
+      <w:r>
+        <w:rPr w:rFonts="맑은 고딕">
+          <w:rFonts w:ascii="맑은 고딕" w:hAnsi="맑은 고딕" w:eastAsia="맑은 고딕"/>
+          <w:b w:val="0"/>
+          <w:sz w:val="21"/>
+        </w:rPr>
       </w:r>
     </w:p>
     <w:p>
       <w:pPr>
-        <w:spacing w:line="312" w:lineRule="auto" w:after="120"/>
+        <w:spacing w:line="324" w:lineRule="auto" w:after="120"/>
       </w:pPr>
       <w:r>
         <w:rPr w:rFonts="맑은 고딕">
@@ -108,38 +61,516 @@
           <w:b w:val="0"/>
           <w:sz w:val="21"/>
         </w:rPr>
-        <w:t>1972년에 발표된 제스로 툴(Jethro Tull)의 다섯 번째 정규 앨범 《Thick as a Brick》은 프로그레시브 록 역사상 가장 위대하고 재기발랄한 명반 중 하나로 꼽힙니다. 전작 《Aqualung》을 두고 평단이 '컨셉 앨범'이라 규정한 것에 대한 이안 앤더슨(Ian Anderson)의 지적인 유머와 응답으로 기획된 이 음반은, '제럴드 보스톡'이라는 8세 천재 소년이 쓴 서사시를 바탕으로 음악을 만들었다는 정교한 허구의 설정 위에서 탄생했습니다. 당대의 지역 신문 형태로 제작된 독창적인 LP 재킷과 더불어, 음악적 자의식과 유쾌한 풍자가 완벽하게 결합한 거작입니다.</w:t>
+        <w:t>록과 클래식, 그리고 음유시인의 포크 음악이 가장 정교하고도 위대한 지점에서 조우한 1972년의 찬연한 기념비입니다. 전작에 쏟아진 과도한 해석에 맞서 당대 프로그레시브 록의 현학성을 재치 넘치는 풍자로 비틀어낸 이 앨범은, 역설적이게도 음악사상 가장 완벽한 유기성을 지닌 단 한 편의 장대한 서사시로 피어났습니다. 이안 앤더슨의 날카로우면서도 서정적인 플루트와 질주하는 변박 속에서, 우리는 한 편의 문학 작품을 탐독하듯 숨 막히는 아날로그 사운드의 미학을 경험하게 됩니다. 시대의 허위의식을 관통하는 서늘한 지성과 뜨거운 악흥이 빚어낸, 프로그레시브 록 황금기 최고의 걸작 중 하나입니다.</w:t>
       </w:r>
     </w:p>
     <w:p>
       <w:pPr>
-        <w:spacing w:line="312" w:lineRule="auto" w:after="120"/>
+        <w:spacing w:line="324" w:lineRule="auto" w:before="200" w:after="80"/>
       </w:pPr>
+      <w:r>
+        <w:rPr w:rFonts="맑은 고딕">
+          <w:rFonts w:ascii="맑은 고딕" w:hAnsi="맑은 고딕" w:eastAsia="맑은 고딕"/>
+          <w:b/>
+          <w:color w:val="1E3A8A"/>
+          <w:sz w:val="24"/>
+        </w:rPr>
+        <w:t>1. 음반 데이터</w:t>
+      </w:r>
+    </w:p>
+    <w:p>
+      <w:pPr>
+        <w:spacing w:line="324" w:lineRule="auto" w:after="80"/>
+      </w:pPr>
+      <w:r>
+        <w:rPr w:rFonts="맑은 고딕">
+          <w:rFonts w:ascii="맑은 고딕" w:hAnsi="맑은 고딕" w:eastAsia="맑은 고딕"/>
+          <w:b w:val="0"/>
+          <w:color w:val="6B7280"/>
+          <w:sz w:val="21"/>
+        </w:rPr>
+        <w:t xml:space="preserve">· </w:t>
+      </w:r>
+      <w:r>
+        <w:rPr w:rFonts="맑은 고딕">
+          <w:rFonts w:ascii="맑은 고딕" w:hAnsi="맑은 고딕" w:eastAsia="맑은 고딕"/>
+          <w:b/>
+          <w:color w:val="1F2937"/>
+          <w:sz w:val="21"/>
+        </w:rPr>
+        <w:t xml:space="preserve">앨범명: </w:t>
+      </w:r>
       <w:r>
         <w:rPr w:rFonts="맑은 고딕">
           <w:rFonts w:ascii="맑은 고딕" w:hAnsi="맑은 고딕" w:eastAsia="맑은 고딕"/>
           <w:b w:val="0"/>
           <w:sz w:val="21"/>
         </w:rPr>
-        <w:t>이 음반은 단 하나의 연속된 서사곡을 LP의 A면과 B면에 나누어 담은 대담하고 파격적인 구성을 취하고 있습니다. 영국 전통 포크의 서정성과 하드 록의 폭발력, 그리고 클래식과 재즈를 넘나드는 변박자의 변주가 끊임없이 교차하며 탁월한 몰입감을 선사합니다. 리더 이안 앤더슨의 상징적인 플루트 연주와 특유의 냉소적이면서도 지적인 보컬은 곡 전체를 이끄는 구심점 역할을 하며, 마틴 바르(Martin Barre)의 날카로운 기타 리프와 바리모어 바를로(Barriemore Barlow)의 입체적인 드럼 연주, 데이비드 파머의 오케스트라 편곡이 완벽한 합을 이룹니다.</w:t>
+        <w:t>THICK AS A BRICK</w:t>
       </w:r>
     </w:p>
     <w:p>
       <w:pPr>
-        <w:spacing w:line="312" w:lineRule="auto" w:after="120"/>
+        <w:spacing w:line="324" w:lineRule="auto" w:after="80"/>
       </w:pPr>
+      <w:r>
+        <w:rPr w:rFonts="맑은 고딕">
+          <w:rFonts w:ascii="맑은 고딕" w:hAnsi="맑은 고딕" w:eastAsia="맑은 고딕"/>
+          <w:b w:val="0"/>
+          <w:color w:val="6B7280"/>
+          <w:sz w:val="21"/>
+        </w:rPr>
+        <w:t xml:space="preserve">· </w:t>
+      </w:r>
+      <w:r>
+        <w:rPr w:rFonts="맑은 고딕">
+          <w:rFonts w:ascii="맑은 고딕" w:hAnsi="맑은 고딕" w:eastAsia="맑은 고딕"/>
+          <w:b/>
+          <w:color w:val="1F2937"/>
+          <w:sz w:val="21"/>
+        </w:rPr>
+        <w:t xml:space="preserve">아티스트: </w:t>
+      </w:r>
       <w:r>
         <w:rPr w:rFonts="맑은 고딕">
           <w:rFonts w:ascii="맑은 고딕" w:hAnsi="맑은 고딕" w:eastAsia="맑은 고딕"/>
           <w:b w:val="0"/>
           <w:sz w:val="21"/>
         </w:rPr>
-        <w:t>감상의 핵심 포인트는 음반 전체를 관통하는 메인 아쿠스틱 테마의 다채로운 변주입니다. 서두를 장식하는 정갈하고 친숙한 포크풍의 아쿠스틱 멜로디는 곡이 전개됨에 따라 화려한 록 오르간, 변칙적인 타악기 연주, 웅장한 현악 편성과 어우러져 격정적으로 요동치다가 다시 본래의 테마로 수렴하기를 반복합니다. 40분이 넘는 긴 호흡에도 불구하고 지루할 틈 없이 전개되는 이 앨범은, 70년대 프로그레시브 록의 황금기를 대표하는 진정한 예술적 정점이자 시간의 흐름을 뛰어넘는 고전입니다.</w:t>
+        <w:t>Jethro Tull (제쓰로 툴)</w:t>
+      </w:r>
+    </w:p>
+    <w:p>
+      <w:pPr>
+        <w:spacing w:line="324" w:lineRule="auto" w:after="80"/>
+      </w:pPr>
+      <w:r>
+        <w:rPr w:rFonts="맑은 고딕">
+          <w:rFonts w:ascii="맑은 고딕" w:hAnsi="맑은 고딕" w:eastAsia="맑은 고딕"/>
+          <w:b w:val="0"/>
+          <w:color w:val="6B7280"/>
+          <w:sz w:val="21"/>
+        </w:rPr>
+        <w:t xml:space="preserve">· </w:t>
+      </w:r>
+      <w:r>
+        <w:rPr w:rFonts="맑은 고딕">
+          <w:rFonts w:ascii="맑은 고딕" w:hAnsi="맑은 고딕" w:eastAsia="맑은 고딕"/>
+          <w:b/>
+          <w:color w:val="1F2937"/>
+          <w:sz w:val="21"/>
+        </w:rPr>
+        <w:t xml:space="preserve">발매 정보: </w:t>
+      </w:r>
+      <w:r>
+        <w:rPr w:rFonts="맑은 고딕">
+          <w:rFonts w:ascii="맑은 고딕" w:hAnsi="맑은 고딕" w:eastAsia="맑은 고딕"/>
+          <w:b w:val="0"/>
+          <w:sz w:val="21"/>
+        </w:rPr>
+        <w:t>1972년 3월 영국 크리설리스(Chrysalis) 레코드를 통해 발매된 제쓰로 툴의 정규 5집 음반으로, LP의 앞면과 뒷면 전체를 단 하나의 연작 조곡(Part 1 &amp; 2)으로 채워 넣은 콘셉트 앨범의 정점입니다.</w:t>
+      </w:r>
+    </w:p>
+    <w:p>
+      <w:pPr>
+        <w:spacing w:line="324" w:lineRule="auto" w:after="80"/>
+      </w:pPr>
+      <w:r>
+        <w:rPr w:rFonts="맑은 고딕">
+          <w:rFonts w:ascii="맑은 고딕" w:hAnsi="맑은 고딕" w:eastAsia="맑은 고딕"/>
+          <w:b w:val="0"/>
+          <w:color w:val="6B7280"/>
+          <w:sz w:val="21"/>
+        </w:rPr>
+        <w:t xml:space="preserve">· </w:t>
+      </w:r>
+      <w:r>
+        <w:rPr w:rFonts="맑은 고딕">
+          <w:rFonts w:ascii="맑은 고딕" w:hAnsi="맑은 고딕" w:eastAsia="맑은 고딕"/>
+          <w:b/>
+          <w:color w:val="1F2937"/>
+          <w:sz w:val="21"/>
+        </w:rPr>
+        <w:t xml:space="preserve">LP 인기도(판매량): </w:t>
+      </w:r>
+      <w:r>
+        <w:rPr w:rFonts="맑은 고딕">
+          <w:rFonts w:ascii="맑은 고딕" w:hAnsi="맑은 고딕" w:eastAsia="맑은 고딕"/>
+          <w:b w:val="0"/>
+          <w:sz w:val="21"/>
+        </w:rPr>
+        <w:t>발매 직후 미국 빌보드 200 차트 정상을 차지하며 밴드 역사상 최초의 전미 1위 음반을 기록하였고, 영국 오피셜 앨범 차트 5위에 오르며 전 세계적으로 수백만 장 이상의 판매고를 올린 상업적 대성공작입니다.</w:t>
+      </w:r>
+    </w:p>
+    <w:p>
+      <w:pPr>
+        <w:spacing w:line="324" w:lineRule="auto" w:after="80"/>
+      </w:pPr>
+      <w:r>
+        <w:rPr w:rFonts="맑은 고딕">
+          <w:rFonts w:ascii="맑은 고딕" w:hAnsi="맑은 고딕" w:eastAsia="맑은 고딕"/>
+          <w:b w:val="0"/>
+          <w:color w:val="6B7280"/>
+          <w:sz w:val="21"/>
+        </w:rPr>
+        <w:t xml:space="preserve">· </w:t>
+      </w:r>
+      <w:r>
+        <w:rPr w:rFonts="맑은 고딕">
+          <w:rFonts w:ascii="맑은 고딕" w:hAnsi="맑은 고딕" w:eastAsia="맑은 고딕"/>
+          <w:b/>
+          <w:color w:val="1F2937"/>
+          <w:sz w:val="21"/>
+        </w:rPr>
+        <w:t xml:space="preserve">각종 수상경력: </w:t>
+      </w:r>
+      <w:r>
+        <w:rPr w:rFonts="맑은 고딕">
+          <w:rFonts w:ascii="맑은 고딕" w:hAnsi="맑은 고딕" w:eastAsia="맑은 고딕"/>
+          <w:b w:val="0"/>
+          <w:sz w:val="21"/>
+        </w:rPr>
+        <w:t>미국 음반산업협회(RIAA) 골드 인증을 획득하였으며, '롤링 스톤(Rolling Stone)' 선정 역사상 가장 위대한 프로그레시브 록 앨범 상위권에 랭크되는 등 반세기가 지난 오늘날까지 클래식 록의 불멸의 명반으로 공인받고 있습니다.</w:t>
+      </w:r>
+    </w:p>
+    <w:p>
+      <w:pPr>
+        <w:spacing w:line="324" w:lineRule="auto" w:before="200" w:after="80"/>
+      </w:pPr>
+      <w:r>
+        <w:rPr w:rFonts="맑은 고딕">
+          <w:rFonts w:ascii="맑은 고딕" w:hAnsi="맑은 고딕" w:eastAsia="맑은 고딕"/>
+          <w:b/>
+          <w:color w:val="1E3A8A"/>
+          <w:sz w:val="24"/>
+        </w:rPr>
+        <w:t>2. 아티스트 정보</w:t>
+      </w:r>
+    </w:p>
+    <w:p>
+      <w:pPr>
+        <w:spacing w:line="324" w:lineRule="auto" w:after="80"/>
+      </w:pPr>
+      <w:r>
+        <w:rPr w:rFonts="맑은 고딕">
+          <w:rFonts w:ascii="맑은 고딕" w:hAnsi="맑은 고딕" w:eastAsia="맑은 고딕"/>
+          <w:b w:val="0"/>
+          <w:color w:val="6B7280"/>
+          <w:sz w:val="21"/>
+        </w:rPr>
+        <w:t xml:space="preserve">· </w:t>
+      </w:r>
+      <w:r>
+        <w:rPr w:rFonts="맑은 고딕">
+          <w:rFonts w:ascii="맑은 고딕" w:hAnsi="맑은 고딕" w:eastAsia="맑은 고딕"/>
+          <w:b/>
+          <w:color w:val="1F2937"/>
+          <w:sz w:val="21"/>
+        </w:rPr>
+        <w:t xml:space="preserve">국적: </w:t>
+      </w:r>
+      <w:r>
+        <w:rPr w:rFonts="맑은 고딕">
+          <w:rFonts w:ascii="맑은 고딕" w:hAnsi="맑은 고딕" w:eastAsia="맑은 고딕"/>
+          <w:b w:val="0"/>
+          <w:sz w:val="21"/>
+        </w:rPr>
+        <w:t>영국 (United Kingdom)</w:t>
+      </w:r>
+    </w:p>
+    <w:p>
+      <w:pPr>
+        <w:spacing w:line="324" w:lineRule="auto" w:after="80"/>
+      </w:pPr>
+      <w:r>
+        <w:rPr w:rFonts="맑은 고딕">
+          <w:rFonts w:ascii="맑은 고딕" w:hAnsi="맑은 고딕" w:eastAsia="맑은 고딕"/>
+          <w:b w:val="0"/>
+          <w:color w:val="6B7280"/>
+          <w:sz w:val="21"/>
+        </w:rPr>
+        <w:t xml:space="preserve">· </w:t>
+      </w:r>
+      <w:r>
+        <w:rPr w:rFonts="맑은 고딕">
+          <w:rFonts w:ascii="맑은 고딕" w:hAnsi="맑은 고딕" w:eastAsia="맑은 고딕"/>
+          <w:b/>
+          <w:color w:val="1F2937"/>
+          <w:sz w:val="21"/>
+        </w:rPr>
+        <w:t xml:space="preserve">생몰년도: </w:t>
+      </w:r>
+      <w:r>
+        <w:rPr w:rFonts="맑은 고딕">
+          <w:rFonts w:ascii="맑은 고딕" w:hAnsi="맑은 고딕" w:eastAsia="맑은 고딕"/>
+          <w:b w:val="0"/>
+          <w:sz w:val="21"/>
+        </w:rPr>
+        <w:t>1967년 결성 ~ 현재</w:t>
+      </w:r>
+    </w:p>
+    <w:p>
+      <w:pPr>
+        <w:spacing w:line="324" w:lineRule="auto" w:after="80"/>
+      </w:pPr>
+      <w:r>
+        <w:rPr w:rFonts="맑은 고딕">
+          <w:rFonts w:ascii="맑은 고딕" w:hAnsi="맑은 고딕" w:eastAsia="맑은 고딕"/>
+          <w:b w:val="0"/>
+          <w:color w:val="6B7280"/>
+          <w:sz w:val="21"/>
+        </w:rPr>
+        <w:t xml:space="preserve">· </w:t>
+      </w:r>
+      <w:r>
+        <w:rPr w:rFonts="맑은 고딕">
+          <w:rFonts w:ascii="맑은 고딕" w:hAnsi="맑은 고딕" w:eastAsia="맑은 고딕"/>
+          <w:b/>
+          <w:color w:val="1F2937"/>
+          <w:sz w:val="21"/>
+        </w:rPr>
+        <w:t xml:space="preserve">그룹 소속: </w:t>
+      </w:r>
+      <w:r>
+        <w:rPr w:rFonts="맑은 고딕">
+          <w:rFonts w:ascii="맑은 고딕" w:hAnsi="맑은 고딕" w:eastAsia="맑은 고딕"/>
+          <w:b w:val="0"/>
+          <w:sz w:val="21"/>
+        </w:rPr>
+        <w:t>그룹 (밴드)</w:t>
+      </w:r>
+    </w:p>
+    <w:p>
+      <w:pPr>
+        <w:spacing w:line="324" w:lineRule="auto" w:after="80"/>
+      </w:pPr>
+      <w:r>
+        <w:rPr w:rFonts="맑은 고딕">
+          <w:rFonts w:ascii="맑은 고딕" w:hAnsi="맑은 고딕" w:eastAsia="맑은 고딕"/>
+          <w:b w:val="0"/>
+          <w:color w:val="6B7280"/>
+          <w:sz w:val="21"/>
+        </w:rPr>
+        <w:t xml:space="preserve">· </w:t>
+      </w:r>
+      <w:r>
+        <w:rPr w:rFonts="맑은 고딕">
+          <w:rFonts w:ascii="맑은 고딕" w:hAnsi="맑은 고딕" w:eastAsia="맑은 고딕"/>
+          <w:b/>
+          <w:color w:val="1F2937"/>
+          <w:sz w:val="21"/>
+        </w:rPr>
+        <w:t xml:space="preserve">아티스트 소개: </w:t>
+      </w:r>
+      <w:r>
+        <w:rPr w:rFonts="맑은 고딕">
+          <w:rFonts w:ascii="맑은 고딕" w:hAnsi="맑은 고딕" w:eastAsia="맑은 고딕"/>
+          <w:b w:val="0"/>
+          <w:sz w:val="21"/>
+        </w:rPr>
+        <w:t>카리스마 넘치는 프런트맨 이안 앤더슨(Ian Anderson)을 중심으로 결성되어, 록 음악계에 플루트라는 독창적인 악기를 전면에 도입한 전설적인 밴드입니다. 블루스와 영국 전통 포크, 클래식 대위법과 하드 록을 기묘하고도 완벽하게 결합하여 프로그레시브 록의 지평을 넓힌 독보적인 거장으로 평가받습니다.</w:t>
+      </w:r>
+    </w:p>
+    <w:p>
+      <w:pPr>
+        <w:spacing w:line="324" w:lineRule="auto" w:before="200" w:after="80"/>
+      </w:pPr>
+      <w:r>
+        <w:rPr w:rFonts="맑은 고딕">
+          <w:rFonts w:ascii="맑은 고딕" w:hAnsi="맑은 고딕" w:eastAsia="맑은 고딕"/>
+          <w:b/>
+          <w:color w:val="1E3A8A"/>
+          <w:sz w:val="24"/>
+        </w:rPr>
+        <w:t>3. 음반 상세 분석</w:t>
+      </w:r>
+    </w:p>
+    <w:p>
+      <w:pPr>
+        <w:spacing w:line="324" w:lineRule="auto" w:after="80"/>
+      </w:pPr>
+      <w:r>
+        <w:rPr w:rFonts="맑은 고딕">
+          <w:rFonts w:ascii="맑은 고딕" w:hAnsi="맑은 고딕" w:eastAsia="맑은 고딕"/>
+          <w:b w:val="0"/>
+          <w:color w:val="6B7280"/>
+          <w:sz w:val="21"/>
+        </w:rPr>
+        <w:t xml:space="preserve">· </w:t>
+      </w:r>
+      <w:r>
+        <w:rPr w:rFonts="맑은 고딕">
+          <w:rFonts w:ascii="맑은 고딕" w:hAnsi="맑은 고딕" w:eastAsia="맑은 고딕"/>
+          <w:b/>
+          <w:color w:val="1F2937"/>
+          <w:sz w:val="21"/>
+        </w:rPr>
+        <w:t xml:space="preserve">역사적 위치: </w:t>
+      </w:r>
+      <w:r>
+        <w:rPr w:rFonts="맑은 고딕">
+          <w:rFonts w:ascii="맑은 고딕" w:hAnsi="맑은 고딕" w:eastAsia="맑은 고딕"/>
+          <w:b w:val="0"/>
+          <w:sz w:val="21"/>
+        </w:rPr>
+        <w:t>1970년대 초반 기교주의와 복잡성에 매몰되던 록 씬의 지형도 속에서 풍자와 예술성의 절묘한 균형을 증명해 낸 앨범입니다. '제럴드 보스톡'이라는 여덟 살 천재 소년의 시를 바탕으로 했다는 유쾌한 페이크 다큐멘터리적 설정 위에 고난도의 악곡 구성과 치밀한 테마 변주를 얹어냄으로써, 음악적 유희와 철학적 깊이가 공존할 수 있음을 웅변한 명작입니다.</w:t>
+      </w:r>
+    </w:p>
+    <w:p>
+      <w:pPr>
+        <w:spacing w:line="324" w:lineRule="auto" w:after="80"/>
+      </w:pPr>
+      <w:r>
+        <w:rPr w:rFonts="맑은 고딕">
+          <w:rFonts w:ascii="맑은 고딕" w:hAnsi="맑은 고딕" w:eastAsia="맑은 고딕"/>
+          <w:b w:val="0"/>
+          <w:color w:val="6B7280"/>
+          <w:sz w:val="21"/>
+        </w:rPr>
+        <w:t xml:space="preserve">· </w:t>
+      </w:r>
+      <w:r>
+        <w:rPr w:rFonts="맑은 고딕">
+          <w:rFonts w:ascii="맑은 고딕" w:hAnsi="맑은 고딕" w:eastAsia="맑은 고딕"/>
+          <w:b/>
+          <w:color w:val="1F2937"/>
+          <w:sz w:val="21"/>
+        </w:rPr>
+        <w:t xml:space="preserve">시대의 흔적(스토리텔링): </w:t>
+      </w:r>
+      <w:r>
+        <w:rPr w:rFonts="맑은 고딕">
+          <w:rFonts w:ascii="맑은 고딕" w:hAnsi="맑은 고딕" w:eastAsia="맑은 고딕"/>
+          <w:b w:val="0"/>
+          <w:sz w:val="21"/>
+        </w:rPr>
+        <w:t>실제 신문 형태로 인쇄된 12페이지 분량의 파격적인 오리지널 LP 재킷은 당시 기성세대의 위선과 영국의 보수적인 교육 제도를 향해 던진 청춘들의 도발적인 냉소였습니다. 1970년대 청년들이 품었던 기존 체제에 대한 저항 의식과 탈일상의 자유가 지적인 문장과 역동적인 연주 속에 온전히 각인되어 있습니다.</w:t>
+      </w:r>
+    </w:p>
+    <w:p>
+      <w:pPr>
+        <w:spacing w:line="324" w:lineRule="auto" w:before="200" w:after="80"/>
+      </w:pPr>
+      <w:r>
+        <w:rPr w:rFonts="맑은 고딕">
+          <w:rFonts w:ascii="맑은 고딕" w:hAnsi="맑은 고딕" w:eastAsia="맑은 고딕"/>
+          <w:b/>
+          <w:color w:val="1E3A8A"/>
+          <w:sz w:val="24"/>
+        </w:rPr>
+        <w:t>4. 주요 수록곡 및 감상 제언</w:t>
+      </w:r>
+    </w:p>
+    <w:p>
+      <w:pPr>
+        <w:spacing w:line="324" w:lineRule="auto" w:after="80"/>
+      </w:pPr>
+      <w:r>
+        <w:rPr w:rFonts="맑은 고딕">
+          <w:rFonts w:ascii="맑은 고딕" w:hAnsi="맑은 고딕" w:eastAsia="맑은 고딕"/>
+          <w:b w:val="0"/>
+          <w:color w:val="6B7280"/>
+          <w:sz w:val="21"/>
+        </w:rPr>
+        <w:t xml:space="preserve">· </w:t>
+      </w:r>
+      <w:r>
+        <w:rPr w:rFonts="맑은 고딕">
+          <w:rFonts w:ascii="맑은 고딕" w:hAnsi="맑은 고딕" w:eastAsia="맑은 고딕"/>
+          <w:b/>
+          <w:color w:val="1F2937"/>
+          <w:sz w:val="21"/>
+        </w:rPr>
+        <w:t xml:space="preserve">주요 수록곡 특징: </w:t>
+      </w:r>
+      <w:r>
+        <w:rPr w:rFonts="맑은 고딕">
+          <w:rFonts w:ascii="맑은 고딕" w:hAnsi="맑은 고딕" w:eastAsia="맑은 고딕"/>
+          <w:b w:val="0"/>
+          <w:sz w:val="21"/>
+        </w:rPr>
+        <w:t>LP의 전면을 차지하는 'Thick as a Brick (Part 1)'은 쓸쓸한 어쿠스틱 기타와 서정적인 플루트 인트로로 시작해 폭풍처럼 몰아치는 오르간과 일렉트릭 기타의 합주로 전환되며 듣는 이를 단숨에 압도합니다. 뒷면의 'Thick as a Brick (Part 2)'는 더욱 다채로운 박자 변화와 드럼 솔로, 오케스트레이션이 맞물려 긴장과 이완의 파동을 그리며 황홀한 대미를 장식합니다.</w:t>
+      </w:r>
+    </w:p>
+    <w:p>
+      <w:pPr>
+        <w:spacing w:line="324" w:lineRule="auto" w:after="80"/>
+      </w:pPr>
+      <w:r>
+        <w:rPr w:rFonts="맑은 고딕">
+          <w:rFonts w:ascii="맑은 고딕" w:hAnsi="맑은 고딕" w:eastAsia="맑은 고딕"/>
+          <w:b w:val="0"/>
+          <w:color w:val="6B7280"/>
+          <w:sz w:val="21"/>
+        </w:rPr>
+        <w:t xml:space="preserve">· </w:t>
+      </w:r>
+      <w:r>
+        <w:rPr w:rFonts="맑은 고딕">
+          <w:rFonts w:ascii="맑은 고딕" w:hAnsi="맑은 고딕" w:eastAsia="맑은 고딕"/>
+          <w:b/>
+          <w:color w:val="1F2937"/>
+          <w:sz w:val="21"/>
+        </w:rPr>
+        <w:t xml:space="preserve">빈티지 감상 제언: </w:t>
+      </w:r>
+      <w:r>
+        <w:rPr w:rFonts="맑은 고딕">
+          <w:rFonts w:ascii="맑은 고딕" w:hAnsi="맑은 고딕" w:eastAsia="맑은 고딕"/>
+          <w:b w:val="0"/>
+          <w:sz w:val="21"/>
+        </w:rPr>
+        <w:t>악기 간의 분리도와 다이내믹 레인지가 대단히 넓은 음반이므로, 진공관 앰프 특유의 포근한 배음과 중역대의 온기가 실릴 때 이안 앤더슨의 숨결 섞인 플루트 소리가 생생한 입체감으로 되살아납니다. LP의 A면이 끝나고 B면으로 카트리지를 옮겨 놓는 그 정적의 찰나마저도 거대한 하나의 서사적 호흡으로 완성되는 턴테이블만의 마법을 선사합니다.</w:t>
+      </w:r>
+    </w:p>
+    <w:p>
+      <w:pPr>
+        <w:spacing w:line="324" w:lineRule="auto" w:after="80"/>
+      </w:pPr>
+      <w:r>
+        <w:rPr w:rFonts="맑은 고딕">
+          <w:rFonts w:ascii="맑은 고딕" w:hAnsi="맑은 고딕" w:eastAsia="맑은 고딕"/>
+          <w:b w:val="0"/>
+          <w:color w:val="6B7280"/>
+          <w:sz w:val="21"/>
+        </w:rPr>
+        <w:t xml:space="preserve">· </w:t>
+      </w:r>
+      <w:r>
+        <w:rPr w:rFonts="맑은 고딕">
+          <w:rFonts w:ascii="맑은 고딕" w:hAnsi="맑은 고딕" w:eastAsia="맑은 고딕"/>
+          <w:b/>
+          <w:color w:val="1F2937"/>
+          <w:sz w:val="21"/>
+        </w:rPr>
+        <w:t xml:space="preserve">소장 가치: </w:t>
+      </w:r>
+      <w:r>
+        <w:rPr w:rFonts="맑은 고딕">
+          <w:rFonts w:ascii="맑은 고딕" w:hAnsi="맑은 고딕" w:eastAsia="맑은 고딕"/>
+          <w:b w:val="0"/>
+          <w:sz w:val="21"/>
+        </w:rPr>
+        <w:t>가상의 지역 신문 '세인트 클리브 크로니클(The St. Cleve Chronicle)'을 그대로 재현한 오리지널 게이트폴드 패키지는 음반을 넘어 하나의 정교한 현대 미술품에 가깝습니다. 아날로그 피지컬 미디어가 줄 수 있는 시각적, 촉각적, 청각적 유희의 극치를 온전히 누릴 수 있는, 모든 LP 컬렉터들의 궁극의 수집 목록입니다.</w:t>
+      </w:r>
+    </w:p>
+    <w:p>
+      <w:pPr>
+        <w:spacing w:line="324" w:lineRule="auto" w:after="120" w:before="160"/>
+      </w:pPr>
+      <w:r>
+        <w:rPr w:rFonts="맑은 고딕">
+          <w:rFonts w:ascii="맑은 고딕" w:hAnsi="맑은 고딕" w:eastAsia="맑은 고딕"/>
+          <w:b/>
+          <w:color w:val="4338CA"/>
+          <w:sz w:val="21"/>
+        </w:rPr>
+        <w:t>이 음반을 통해 아날로그 황금기가 빚어낸 지적인 위트와 웅장한 음악적 서사가 전해주는 감동을 다시 한번 경험해 보시는 것은 어떨까요?</w:t>
       </w:r>
     </w:p>
     <w:sectPr>
       <w:pgSz w:w="12240" w:h="15840"/>
-      <w:pgMar w:top="1440" w:right="1440" w:bottom="1440" w:left="1440" w:header="720" w:footer="720" w:gutter="0"/>
+      <w:pgMar w:top="1152" w:right="1296" w:bottom="1152" w:left="1296" w:header="720" w:footer="720" w:gutter="0"/>
       <w:cols w:space="720"/>
       <w:docGrid w:linePitch="360"/>
     </w:sectPr>

--- a/word_reports/LP_0184_위치_107_Jethro Tull_THICK AS A BR.docx
+++ b/word_reports/LP_0184_위치_107_Jethro Tull_THICK AS A BR.docx
@@ -32,7 +32,7 @@
     </w:p>
     <w:p>
       <w:pPr>
-        <w:spacing w:line="324" w:lineRule="auto" w:before="80" w:after="160"/>
+        <w:spacing w:line="324" w:lineRule="auto" w:before="80" w:after="120"/>
       </w:pPr>
       <w:r>
         <w:rPr w:rFonts="맑은 고딕">
@@ -42,13 +42,6 @@
           <w:sz w:val="22"/>
         </w:rPr>
         <w:t xml:space="preserve">[음반 소개] </w:t>
-      </w:r>
-      <w:r>
-        <w:rPr w:rFonts="맑은 고딕">
-          <w:rFonts w:ascii="맑은 고딕" w:hAnsi="맑은 고딕" w:eastAsia="맑은 고딕"/>
-          <w:b w:val="0"/>
-          <w:sz w:val="21"/>
-        </w:rPr>
       </w:r>
     </w:p>
     <w:p>
@@ -61,7 +54,46 @@
           <w:b w:val="0"/>
           <w:sz w:val="21"/>
         </w:rPr>
-        <w:t>록과 클래식, 그리고 음유시인의 포크 음악이 가장 정교하고도 위대한 지점에서 조우한 1972년의 찬연한 기념비입니다. 전작에 쏟아진 과도한 해석에 맞서 당대 프로그레시브 록의 현학성을 재치 넘치는 풍자로 비틀어낸 이 앨범은, 역설적이게도 음악사상 가장 완벽한 유기성을 지닌 단 한 편의 장대한 서사시로 피어났습니다. 이안 앤더슨의 날카로우면서도 서정적인 플루트와 질주하는 변박 속에서, 우리는 한 편의 문학 작품을 탐독하듯 숨 막히는 아날로그 사운드의 미학을 경험하게 됩니다. 시대의 허위의식을 관통하는 서늘한 지성과 뜨거운 악흥이 빚어낸, 프로그레시브 록 황금기 최고의 걸작 중 하나입니다.</w:t>
+        <w:t>1972년 봄, 록 음악의 역사에 영원히 지워지지 않을 거대한 지적 유희이자 예술적 기념비가 세워졌습니다. 제쓰로 툴(Jethro Tull)의 다섯 번째 정규 음반 《Thick as a Brick》은 전작 《Aqualung》을 두고 평단이 '콘셉트 앨범'이라 섣불리 재단했던 시선에 대해, 프런트맨 이언 앤더슨(Ian Anderson)이 뿜어낸 가장 통렬하고도 우아한 역설(Paradox)이었습니다. 평단의 과장된 진지함을 향해 몽티 파이톤(Monty Python) 식의 영국적 해학을 담아 "진정한 콘셉트 앨범이란 바로 이런 것이다"를 웅변하듯, 밴드는 LP 한 장의 앞뒤 면을 단 한 곡의 대서사시로 채우는 전무후무한 모험을 감행했습니다.</w:t>
+      </w:r>
+    </w:p>
+    <w:p>
+      <w:pPr>
+        <w:spacing w:line="324" w:lineRule="auto" w:after="120"/>
+      </w:pPr>
+      <w:r>
+        <w:rPr w:rFonts="맑은 고딕">
+          <w:rFonts w:ascii="맑은 고딕" w:hAnsi="맑은 고딕" w:eastAsia="맑은 고딕"/>
+          <w:b w:val="0"/>
+          <w:sz w:val="21"/>
+        </w:rPr>
+        <w:t>이 음반은 여덟 살의 가상 신동 시인 '제럴드 보스톡(Gerald Bostock)'이 쓴 장시(長詩)를 음악화했다는 기발한 문학적 가면을 쓰고 출발합니다. 그러나 그 유쾌한 위장 뒤에 웅크린 음악적 실체는 경탄스러울 만큼 진지하고 정교합니다. 중세 음유시인의 숨결을 품은 영국 전통 민요의 목가적 서정, 클래식 대위법의 치밀한 구조, 그리고 심장을 강타하는 하드록의 역동성이 플루트와 어쿠스틱 기타, 오르간의 물결을 타고 거침없이 질주합니다. 복잡한 변박과 유려한 멜로디의 교차 속에서, 앤더슨은 성장의 잔혹함과 기성세대의 위선, 완고한 사회 체제를 향한 날카로운 비수를 날립니다.</w:t>
+      </w:r>
+    </w:p>
+    <w:p>
+      <w:pPr>
+        <w:spacing w:line="324" w:lineRule="auto" w:after="120"/>
+      </w:pPr>
+      <w:r>
+        <w:rPr w:rFonts="맑은 고딕">
+          <w:rFonts w:ascii="맑은 고딕" w:hAnsi="맑은 고딕" w:eastAsia="맑은 고딕"/>
+          <w:b w:val="0"/>
+          <w:sz w:val="21"/>
+        </w:rPr>
+        <w:t>12페이지 분량의 가상 지방 신문 형태로 제작된 LP 재킷은 음악과 텍스트, 시각 예술이 하나의 유기체로 결합된 총체 예술의 극치를 보여줍니다. 40분이 넘는 긴 여정 속에서 청자는 단순한 음악 청취를 넘어, 1970년대 영국의 공기와 지적 담론이 교차하는 거대한 미학적 미로를 거니는 특별한 경험을 하게 됩니다. 거친 세상에 벽돌처럼 무지하고 완고하게 굳어버린 인간 군상을 향한 씁쓸한 응시, 그리고 그 틈바구니에서도 영롱하게 피어나는 어쿠스틱 선율의 순수함은 세월의 더께를 걷어내고 오늘날에도 깊은 서정적 전율을 안겨줍니다.</w:t>
+      </w:r>
+    </w:p>
+    <w:p>
+      <w:pPr>
+        <w:spacing w:line="324" w:lineRule="auto" w:after="120"/>
+      </w:pPr>
+      <w:r>
+        <w:rPr w:rFonts="맑은 고딕">
+          <w:rFonts w:ascii="맑은 고딕" w:hAnsi="맑은 고딕" w:eastAsia="맑은 고딕"/>
+          <w:b w:val="0"/>
+          <w:sz w:val="21"/>
+        </w:rPr>
+        <w:t>반세기가 훌쩍 지난 지금까지도 본작이 프로그레시브 록의 절대적 정점으로 추앙받는 이유는 명확합니다. 풍자와 냉소로 시작된 기획이었음에도 불구하고, 그들이 도달한 음악적 성취는 팝 음악이 구현할 수 있는 가장 고결하고 웅장한 예술적 경지였기 때문입니다. 지성과 서정, 그리고 폭발적인 록 스피릿이 이토록 완벽한 균형을 이룬 음반은 대중음악사를 통틀어 극히 드물며, 바이닐이 회전하는 동안 청자는 시대를 초월한 거장의 숨결과 마주하게 됩니다.</w:t>
       </w:r>
     </w:p>
     <w:p>
@@ -168,7 +200,7 @@
           <w:b w:val="0"/>
           <w:sz w:val="21"/>
         </w:rPr>
-        <w:t>1972년 3월 영국 크리설리스(Chrysalis) 레코드를 통해 발매된 제쓰로 툴의 정규 5집 음반으로, LP의 앞면과 뒷면 전체를 단 하나의 연작 조곡(Part 1 &amp; 2)으로 채워 넣은 콘셉트 앨범의 정점입니다.</w:t>
+        <w:t>1972년 3월 영국 크리설리스(Chrysalis) 레코드를 통해 발매된 제쓰로 툴의 정규 5집으로, 프로그레시브 록의 전성기를 찬연하게 수놓은 단일 트랙 구성의 역사적 명반.</w:t>
       </w:r>
     </w:p>
     <w:p>
@@ -199,7 +231,7 @@
           <w:b w:val="0"/>
           <w:sz w:val="21"/>
         </w:rPr>
-        <w:t>발매 직후 미국 빌보드 200 차트 정상을 차지하며 밴드 역사상 최초의 전미 1위 음반을 기록하였고, 영국 오피셜 앨범 차트 5위에 오르며 전 세계적으로 수백만 장 이상의 판매고를 올린 상업적 대성공작입니다.</w:t>
+        <w:t>발매 직후 미국 빌보드 200 앨범 차트 1위, 영국 오피셜 앨범 차트 5위를 기록하며 전 세계적인 상업적 성공을 거두었고, 전 세계적으로 수백만 장 이상의 판매고를 기록.</w:t>
       </w:r>
     </w:p>
     <w:p>
@@ -230,7 +262,7 @@
           <w:b w:val="0"/>
           <w:sz w:val="21"/>
         </w:rPr>
-        <w:t>미국 음반산업협회(RIAA) 골드 인증을 획득하였으며, '롤링 스톤(Rolling Stone)' 선정 역사상 가장 위대한 프로그레시브 록 앨범 상위권에 랭크되는 등 반세기가 지난 오늘날까지 클래식 록의 불멸의 명반으로 공인받고 있습니다.</w:t>
+        <w:t>미국 음반산업협회(RIAA) 골드 및 플래티넘 인증, 롤링 스톤 및 프로그(Prog) 매거진 선정 '역대 최고의 프로그레시브 록 앨범' 최상위권에 헌액되며 음악계의 불멸의 찬사를 획득.</w:t>
       </w:r>
     </w:p>
     <w:p>
@@ -306,7 +338,7 @@
           <w:b w:val="0"/>
           <w:sz w:val="21"/>
         </w:rPr>
-        <w:t>1967년 결성 ~ 현재</w:t>
+        <w:t>1967년 결성</w:t>
       </w:r>
     </w:p>
     <w:p>
@@ -368,7 +400,7 @@
           <w:b w:val="0"/>
           <w:sz w:val="21"/>
         </w:rPr>
-        <w:t>카리스마 넘치는 프런트맨 이안 앤더슨(Ian Anderson)을 중심으로 결성되어, 록 음악계에 플루트라는 독창적인 악기를 전면에 도입한 전설적인 밴드입니다. 블루스와 영국 전통 포크, 클래식 대위법과 하드 록을 기묘하고도 완벽하게 결합하여 프로그레시브 록의 지평을 넓힌 독보적인 거장으로 평가받습니다.</w:t>
+        <w:t>플루트를 록 음악의 독보적인 프런트 악기로 격상시킨 입지전적인 거장 이언 앤더슨을 중심으로 결성된 영국의 전설적인 밴드입니다. 블루스와 하드록, 영국 전통 포크와 클래식 음악의 경계를 자유자재로 넘나들며 지적이고 연극적인 독창성을 구축했습니다. 팝과 록 역사상 가장 문학적이며 음악적 실험성이 풍부한 밴드 중 하나로 확고한 위상을 차지하고 있습니다.</w:t>
       </w:r>
     </w:p>
     <w:p>
@@ -413,7 +445,7 @@
           <w:b w:val="0"/>
           <w:sz w:val="21"/>
         </w:rPr>
-        <w:t>1970년대 초반 기교주의와 복잡성에 매몰되던 록 씬의 지형도 속에서 풍자와 예술성의 절묘한 균형을 증명해 낸 앨범입니다. '제럴드 보스톡'이라는 여덟 살 천재 소년의 시를 바탕으로 했다는 유쾌한 페이크 다큐멘터리적 설정 위에 고난도의 악곡 구성과 치밀한 테마 변주를 얹어냄으로써, 음악적 유희와 철학적 깊이가 공존할 수 있음을 웅변한 명작입니다.</w:t>
+        <w:t>프로그레시브 록이 도달할 수 있는 형식미와 서사성의 극치를 보여준 앨범입니다. LP의 앞면과 뒷면 전체를 하나의 유기적인 모음곡으로 구성해 장르적 완성도를 완성했으며, 대중음악이 교향악과 대등한 예술적 텍스트로 인정받는 데 결정적인 이정표를 세웠습니다.</w:t>
       </w:r>
     </w:p>
     <w:p>
@@ -444,7 +476,7 @@
           <w:b w:val="0"/>
           <w:sz w:val="21"/>
         </w:rPr>
-        <w:t>실제 신문 형태로 인쇄된 12페이지 분량의 파격적인 오리지널 LP 재킷은 당시 기성세대의 위선과 영국의 보수적인 교육 제도를 향해 던진 청춘들의 도발적인 냉소였습니다. 1970년대 청년들이 품었던 기존 체제에 대한 저항 의식과 탈일상의 자유가 지적인 문장과 역동적인 연주 속에 온전히 각인되어 있습니다.</w:t>
+        <w:t>1960년대 히피 무브먼트의 낙관주의가 저물고 환멸과 회의가 번져가던 1970년대 초반, 제도권 교육과 계급사회의 경직성을 향해 던진 당대 청년 지성들의 지적 저항이 담겨 있습니다. 낡은 신문 형태의 재킷과 풍자적인 가사는 그 시절 영국의 음울한 사회상과 그에 맞선 청춘들의 냉소적 위트를 생생하게 증언합니다.</w:t>
       </w:r>
     </w:p>
     <w:p>
@@ -489,7 +521,68 @@
           <w:b w:val="0"/>
           <w:sz w:val="21"/>
         </w:rPr>
-        <w:t>LP의 전면을 차지하는 'Thick as a Brick (Part 1)'은 쓸쓸한 어쿠스틱 기타와 서정적인 플루트 인트로로 시작해 폭풍처럼 몰아치는 오르간과 일렉트릭 기타의 합주로 전환되며 듣는 이를 단숨에 압도합니다. 뒷면의 'Thick as a Brick (Part 2)'는 더욱 다채로운 박자 변화와 드럼 솔로, 오케스트레이션이 맞물려 긴장과 이완의 파동을 그리며 황홀한 대미를 장식합니다.</w:t>
+      </w:r>
+    </w:p>
+    <w:p>
+      <w:pPr>
+        <w:spacing w:line="324" w:lineRule="auto" w:after="80"/>
+      </w:pPr>
+      <w:r>
+        <w:rPr w:rFonts="맑은 고딕">
+          <w:rFonts w:ascii="맑은 고딕" w:hAnsi="맑은 고딕" w:eastAsia="맑은 고딕"/>
+          <w:b w:val="0"/>
+          <w:color w:val="6B7280"/>
+          <w:sz w:val="21"/>
+        </w:rPr>
+        <w:t xml:space="preserve">· </w:t>
+      </w:r>
+      <w:r>
+        <w:rPr w:rFonts="맑은 고딕">
+          <w:rFonts w:ascii="맑은 고딕" w:hAnsi="맑은 고딕" w:eastAsia="맑은 고딕"/>
+          <w:b/>
+          <w:color w:val="1F2937"/>
+          <w:sz w:val="21"/>
+        </w:rPr>
+        <w:t xml:space="preserve">"Thick as a Brick (Part I)": </w:t>
+      </w:r>
+      <w:r>
+        <w:rPr w:rFonts="맑은 고딕">
+          <w:rFonts w:ascii="맑은 고딕" w:hAnsi="맑은 고딕" w:eastAsia="맑은 고딕"/>
+          <w:b w:val="0"/>
+          <w:sz w:val="21"/>
+        </w:rPr>
+        <w:t>쓸쓸하고 담담한 어쿠스틱 기타와 이언 앤더슨의 고즈넉한 플루트로 문을 열어, 점차 화려한 하프시코드와 드럼, 전기 기타가 얽혀들며 극적인 긴장감을 직조해내는 프로그레시브 록 역사상 가장 아름다운 서곡.</w:t>
+      </w:r>
+    </w:p>
+    <w:p>
+      <w:pPr>
+        <w:spacing w:line="324" w:lineRule="auto" w:after="80"/>
+      </w:pPr>
+      <w:r>
+        <w:rPr w:rFonts="맑은 고딕">
+          <w:rFonts w:ascii="맑은 고딕" w:hAnsi="맑은 고딕" w:eastAsia="맑은 고딕"/>
+          <w:b w:val="0"/>
+          <w:color w:val="6B7280"/>
+          <w:sz w:val="21"/>
+        </w:rPr>
+        <w:t xml:space="preserve">· </w:t>
+      </w:r>
+      <w:r>
+        <w:rPr w:rFonts="맑은 고딕">
+          <w:rFonts w:ascii="맑은 고딕" w:hAnsi="맑은 고딕" w:eastAsia="맑은 고딕"/>
+          <w:b/>
+          <w:color w:val="1F2937"/>
+          <w:sz w:val="21"/>
+        </w:rPr>
+        <w:t xml:space="preserve">"Thick as a Brick (Part II)": </w:t>
+      </w:r>
+      <w:r>
+        <w:rPr w:rFonts="맑은 고딕">
+          <w:rFonts w:ascii="맑은 고딕" w:hAnsi="맑은 고딕" w:eastAsia="맑은 고딕"/>
+          <w:b w:val="0"/>
+          <w:sz w:val="21"/>
+        </w:rPr>
+        <w:t>클래시컬한 대위법과 웅장한 금관/건반 편곡, 변박이 돋보이는 재즈풍의 인터루드가 교차하며 서사를 절정으로 이끌고, 도입부의 목가적 테마로 회귀하여 깊은 여운을 남기는 후반부의 마스터피스.</w:t>
       </w:r>
     </w:p>
     <w:p>
@@ -520,7 +613,7 @@
           <w:b w:val="0"/>
           <w:sz w:val="21"/>
         </w:rPr>
-        <w:t>악기 간의 분리도와 다이내믹 레인지가 대단히 넓은 음반이므로, 진공관 앰프 특유의 포근한 배음과 중역대의 온기가 실릴 때 이안 앤더슨의 숨결 섞인 플루트 소리가 생생한 입체감으로 되살아납니다. LP의 A면이 끝나고 B면으로 카트리지를 옮겨 놓는 그 정적의 찰나마저도 거대한 하나의 서사적 호흡으로 완성되는 턴테이블만의 마법을 선사합니다.</w:t>
+        <w:t>턴테이블의 바늘이 미세한 소리골을 타기 시작할 때 흘러나오는 플루트의 입김과 어쿠스틱 기타의 미세한 현 울림은 진공관 앰프의 온기와 결합할 때 비로소 입체적인 공간감으로 되살아납니다. Side A가 끝나고 음반을 뒤집어 Side B에 카트리지를 올리는 그 찰나의 침묵은, 디지털 음원에서는 절대로 느낄 수 없는 아날로그 바이닐만의 숭고한 감상 의식입니다.</w:t>
       </w:r>
     </w:p>
     <w:p>
@@ -551,7 +644,7 @@
           <w:b w:val="0"/>
           <w:sz w:val="21"/>
         </w:rPr>
-        <w:t>가상의 지역 신문 '세인트 클리브 크로니클(The St. Cleve Chronicle)'을 그대로 재현한 오리지널 게이트폴드 패키지는 음반을 넘어 하나의 정교한 현대 미술품에 가깝습니다. 아날로그 피지컬 미디어가 줄 수 있는 시각적, 촉각적, 청각적 유희의 극치를 온전히 누릴 수 있는, 모든 LP 컬렉터들의 궁극의 수집 목록입니다.</w:t>
+        <w:t>실제 12페이지 분량의 영국 지방 신문 '세인트 클리브 크로니클(The St. Cleve Chronicle)'로 정교하게 인쇄된 오리지널 게이트폴드 재킷은 바이닐 아트워크의 정점이자 그 자체로 희귀한 예술품입니다. 음악과 패키지, 문학적 유희가 이토록 완벽하게 삼위일체를 이룬 작품은 드물기에 모든 음반 수집가의 서가에 반드시 꽂혀 있어야 할 영원한 필청반입니다.</w:t>
       </w:r>
     </w:p>
     <w:p>
@@ -565,7 +658,7 @@
           <w:color w:val="4338CA"/>
           <w:sz w:val="21"/>
         </w:rPr>
-        <w:t>이 음반을 통해 아날로그 황금기가 빚어낸 지적인 위트와 웅장한 음악적 서사가 전해주는 감동을 다시 한번 경험해 보시는 것은 어떨까요?</w:t>
+        <w:t>이 음반을 통해 아날로그의 깊은 소리골을 타고 흐르는 지적 유희와 서정의 숨결이 전해주는 감동을 다시 한번 경험해 보시는 것은 어떨까요?</w:t>
       </w:r>
     </w:p>
     <w:sectPr>
